--- a/docs/山海鲸联调用接口字段清单.docx
+++ b/docs/山海鲸联调用接口字段清单.docx
@@ -504,7 +504,18 @@
           <w:spacing w:val="0"/>
           <w:sz w:val="28"/>
         </w:rPr>
-        <w:t>用于经营总览 KPI 展示，输出运单规模、撮合业务总额、平台收益、待结算收益、已结算收益、日均收益以及维度覆盖情况。</w:t>
+        <w:t>用于经营总览</w:t>
+      </w:r>
+      <w:bookmarkStart w:id="0" w:name="_GoBack"/>
+      <w:bookmarkEnd w:id="0"/>
+      <w:r>
+        <w:rPr>
+          <w:rFonts w:ascii="PingFang SC" w:hAnsi="PingFang SC" w:cs="PingFang SC"/>
+          <w:color w:val="1A1A1A"/>
+          <w:spacing w:val="0"/>
+          <w:sz w:val="28"/>
+        </w:rPr>
+        <w:t xml:space="preserve"> KPI 展示，输出运单规模、撮合业务总额、平台收益、待结算收益、已结算收益、日均收益以及维度覆盖情况。</w:t>
       </w:r>
     </w:p>
     <w:p>
@@ -6090,6 +6101,8 @@
         <w:rPr>
           <w:rFonts w:hint="eastAsia" w:ascii="PingFang SC Semibold" w:hAnsi="PingFang SC Semibold" w:cs="PingFang SC Semibold"/>
           <w:b/>
+          <w:strike/>
+          <w:dstrike w:val="0"/>
           <w:color w:val="0E0E0E"/>
           <w:spacing w:val="0"/>
           <w:sz w:val="44"/>
@@ -14094,18 +14107,7 @@
           <w:spacing w:val="0"/>
           <w:sz w:val="28"/>
         </w:rPr>
-        <w:t>原因：当前仅第一档有值，后续</w:t>
-      </w:r>
-      <w:bookmarkStart w:id="0" w:name="_GoBack"/>
-      <w:bookmarkEnd w:id="0"/>
-      <w:r>
-        <w:rPr>
-          <w:rFonts w:ascii="PingFang SC" w:hAnsi="PingFang SC" w:cs="PingFang SC"/>
-          <w:color w:val="1A1A1A"/>
-          <w:spacing w:val="0"/>
-          <w:sz w:val="28"/>
-        </w:rPr>
-        <w:t>阶段尚无真实状态沉淀</w:t>
+        <w:t>原因：当前仅第一档有值，后续阶段尚无真实状态沉淀</w:t>
       </w:r>
     </w:p>
     <w:p>
